--- a/docs/uwsb_l2_projekt-1 (1) (1) (1).docx
+++ b/docs/uwsb_l2_projekt-1 (1) (1) (1).docx
@@ -349,6 +349,67 @@
           </w:p>
         </w:tc>
       </w:tr>
+      <w:tr>
+        <w:tc>
+          <w:tcPr>
+            <w:tcW w:w="1939" w:type="dxa"/>
+          </w:tcPr>
+          <w:p>
+            <w:pPr>
+              <w:spacing w:before="240" w:after="240"/>
+              <w:jc w:val="left"/>
+              <w:rPr>
+                <w:rFonts w:ascii="Calibri" w:hAnsi="Calibri" w:cs="Calibri"/>
+                <w:szCs w:val="24"/>
+              </w:rPr>
+            </w:pPr>
+            <w:r>
+              <w:rPr>
+                <w:rFonts w:ascii="Calibri" w:hAnsi="Calibri" w:cs="Calibri"/>
+                <w:szCs w:val="24"/>
+              </w:rPr>
+              <w:t>Repozytorium</w:t>
+            </w:r>
+          </w:p>
+        </w:tc>
+        <w:tc>
+          <w:tcPr>
+            <w:tcW w:w="4417" w:type="dxa"/>
+          </w:tcPr>
+          <w:p>
+            <w:pPr>
+              <w:spacing w:before="240" w:after="240"/>
+              <w:jc w:val="left"/>
+              <w:rPr>
+                <w:rFonts w:ascii="Calibri" w:hAnsi="Calibri" w:cs="Calibri"/>
+                <w:szCs w:val="24"/>
+              </w:rPr>
+            </w:pPr>
+            <w:r>
+              <w:rPr>
+                <w:rFonts w:ascii="Calibri" w:hAnsi="Calibri" w:cs="Calibri"/>
+                <w:szCs w:val="24"/>
+              </w:rPr>
+              <w:t>https://github.com/Slasq/eParafia</w:t>
+            </w:r>
+          </w:p>
+        </w:tc>
+        <w:tc>
+          <w:tcPr>
+            <w:tcW w:w="2706" w:type="dxa"/>
+          </w:tcPr>
+          <w:p>
+            <w:pPr>
+              <w:spacing w:before="240" w:after="240"/>
+              <w:jc w:val="left"/>
+              <w:rPr>
+                <w:rFonts w:ascii="Calibri" w:hAnsi="Calibri" w:cs="Calibri"/>
+                <w:szCs w:val="24"/>
+              </w:rPr>
+            </w:pPr>
+          </w:p>
+        </w:tc>
+      </w:tr>
     </w:tbl>
     <w:p>
       <w:pPr>
@@ -434,24 +495,16 @@
         </w:numPr>
       </w:pPr>
       <w:r>
-        <w:t xml:space="preserve">Produkty projektanta: model projektowy w stylu </w:t>
-      </w:r>
-      <w:proofErr w:type="spellStart"/>
+        <w:t>Produkty projektanta: model projektowy w stylu D</w:t>
+      </w:r>
+      <w:r>
+        <w:t>omain-</w:t>
+      </w:r>
       <w:r>
         <w:t>D</w:t>
       </w:r>
       <w:r>
-        <w:t>omain-</w:t>
-      </w:r>
-      <w:r>
-        <w:t>D</w:t>
-      </w:r>
-      <w:r>
-        <w:t>riven</w:t>
-      </w:r>
-      <w:proofErr w:type="spellEnd"/>
-      <w:r>
-        <w:t xml:space="preserve"> </w:t>
+        <w:t xml:space="preserve">riven </w:t>
       </w:r>
       <w:r>
         <w:t>D</w:t>
@@ -2097,15 +2150,7 @@
     </w:p>
     <w:p>
       <w:r>
-        <w:t xml:space="preserve">System </w:t>
-      </w:r>
-      <w:proofErr w:type="spellStart"/>
-      <w:r>
-        <w:t>eParafia</w:t>
-      </w:r>
-      <w:proofErr w:type="spellEnd"/>
-      <w:r>
-        <w:t xml:space="preserve"> wspi</w:t>
+        <w:t>System eParafia wspi</w:t>
       </w:r>
       <w:r>
         <w:t>era</w:t>
@@ -2137,15 +2182,7 @@
     <w:p>
       <w:bookmarkStart w:id="3" w:name="_Toc224203098"/>
       <w:r>
-        <w:t xml:space="preserve">System </w:t>
-      </w:r>
-      <w:proofErr w:type="spellStart"/>
-      <w:r>
-        <w:t>eParafia</w:t>
-      </w:r>
-      <w:proofErr w:type="spellEnd"/>
-      <w:r>
-        <w:t xml:space="preserve"> umożliwia kompleksowe zarządzanie działalnością </w:t>
+        <w:t xml:space="preserve">System eParafia umożliwia kompleksowe zarządzanie działalnością </w:t>
       </w:r>
       <w:r>
         <w:rPr>
@@ -2321,15 +2358,7 @@
         <w:t>grupami parafialnymi</w:t>
       </w:r>
       <w:r>
-        <w:t xml:space="preserve"> (np. ministranci, </w:t>
-      </w:r>
-      <w:proofErr w:type="spellStart"/>
-      <w:r>
-        <w:t>schola</w:t>
-      </w:r>
-      <w:proofErr w:type="spellEnd"/>
-      <w:r>
-        <w:t>), do których przypisywani są parafianie.</w:t>
+        <w:t xml:space="preserve"> (np. ministranci, schola), do których przypisywani są parafianie.</w:t>
       </w:r>
     </w:p>
     <w:p>
@@ -2576,23 +2605,7 @@
               <w:t xml:space="preserve"> zawiera </w:t>
             </w:r>
             <w:r>
-              <w:t xml:space="preserve">podstawowe informacje identyfikujące jednostkę, takie jak </w:t>
-            </w:r>
-            <w:proofErr w:type="spellStart"/>
-            <w:r>
-              <w:t>id_parafii</w:t>
-            </w:r>
-            <w:proofErr w:type="spellEnd"/>
-            <w:r>
-              <w:t xml:space="preserve">, nazwa, adres, telefon, email oraz </w:t>
-            </w:r>
-            <w:proofErr w:type="spellStart"/>
-            <w:r>
-              <w:t>data_erygowania</w:t>
-            </w:r>
-            <w:proofErr w:type="spellEnd"/>
-            <w:r>
-              <w:t>.</w:t>
+              <w:t>podstawowe informacje identyfikujące jednostkę, takie jak id_parafii, nazwa, adres, telefon, email oraz data_erygowania.</w:t>
             </w:r>
           </w:p>
         </w:tc>
@@ -2681,13 +2694,8 @@
             <w:r>
               <w:t xml:space="preserve"> </w:t>
             </w:r>
-            <w:proofErr w:type="spellStart"/>
-            <w:r>
-              <w:t>id_diecezji</w:t>
-            </w:r>
-            <w:proofErr w:type="spellEnd"/>
-            <w:r>
-              <w:t>, nazwa, siedziba i biskup</w:t>
+            <w:r>
+              <w:t>id_diecezji, nazwa, siedziba i biskup</w:t>
             </w:r>
             <w:r>
               <w:t>.</w:t>
@@ -2861,15 +2869,7 @@
               <w:t xml:space="preserve"> </w:t>
             </w:r>
             <w:r>
-              <w:t xml:space="preserve">przechowuje dane wiernych, takie jak </w:t>
-            </w:r>
-            <w:proofErr w:type="spellStart"/>
-            <w:r>
-              <w:t>id_parafianina</w:t>
-            </w:r>
-            <w:proofErr w:type="spellEnd"/>
-            <w:r>
-              <w:t>, imię, nazwisko, PESEL, data urodzenia, telefon i email, a także powiązania z parafią i rodziną.</w:t>
+              <w:t>przechowuje dane wiernych, takie jak id_parafianina, imię, nazwisko, PESEL, data urodzenia, telefon i email, a także powiązania z parafią i rodziną.</w:t>
             </w:r>
           </w:p>
         </w:tc>
@@ -2910,13 +2910,8 @@
             <w:r>
               <w:t xml:space="preserve"> zawiera </w:t>
             </w:r>
-            <w:proofErr w:type="spellStart"/>
-            <w:r>
-              <w:t>id_kartoteki</w:t>
-            </w:r>
-            <w:proofErr w:type="spellEnd"/>
-            <w:r>
-              <w:t>, datę utworzenia oraz opis.</w:t>
+            <w:r>
+              <w:t>id_kartoteki, datę utworzenia oraz opis.</w:t>
             </w:r>
           </w:p>
         </w:tc>
@@ -2958,15 +2953,7 @@
               <w:t xml:space="preserve"> </w:t>
             </w:r>
             <w:r>
-              <w:t xml:space="preserve">posiada </w:t>
-            </w:r>
-            <w:proofErr w:type="spellStart"/>
-            <w:r>
-              <w:t>id_dokumentu</w:t>
-            </w:r>
-            <w:proofErr w:type="spellEnd"/>
-            <w:r>
-              <w:t>, typ, datę wystawienia</w:t>
+              <w:t>posiada id_dokumentu, typ, datę wystawienia</w:t>
             </w:r>
             <w:r>
               <w:t>,</w:t>
@@ -3017,15 +3004,7 @@
               <w:t xml:space="preserve"> </w:t>
             </w:r>
             <w:r>
-              <w:t xml:space="preserve">zawiera </w:t>
-            </w:r>
-            <w:proofErr w:type="spellStart"/>
-            <w:r>
-              <w:t>id_rodziny</w:t>
-            </w:r>
-            <w:proofErr w:type="spellEnd"/>
-            <w:r>
-              <w:t>, nazwisko rodziny oraz liczbę członków.</w:t>
+              <w:t>zawiera id_rodziny, nazwisko rodziny oraz liczbę członków.</w:t>
             </w:r>
             <w:r>
               <w:t xml:space="preserve"> Każdy parafianin należy do konkretnej rodziny.</w:t>
@@ -3045,7 +3024,6 @@
                 <w:bCs/>
               </w:rPr>
             </w:pPr>
-            <w:proofErr w:type="spellStart"/>
             <w:r>
               <w:rPr>
                 <w:b/>
@@ -3067,7 +3045,6 @@
               </w:rPr>
               <w:t>rodziny</w:t>
             </w:r>
-            <w:proofErr w:type="spellEnd"/>
           </w:p>
         </w:tc>
         <w:tc>
@@ -3081,7 +3058,6 @@
             <w:r>
               <w:t xml:space="preserve"> </w:t>
             </w:r>
-            <w:proofErr w:type="spellStart"/>
             <w:r>
               <w:rPr>
                 <w:b/>
@@ -3089,7 +3065,6 @@
               </w:rPr>
               <w:t>adres_rodziny</w:t>
             </w:r>
-            <w:proofErr w:type="spellEnd"/>
             <w:r>
               <w:t xml:space="preserve">, </w:t>
             </w:r>
@@ -3136,23 +3111,7 @@
               <w:t xml:space="preserve"> </w:t>
             </w:r>
             <w:r>
-              <w:t>określa okres przynależności (</w:t>
-            </w:r>
-            <w:proofErr w:type="spellStart"/>
-            <w:r>
-              <w:t>data_od_kiedy</w:t>
-            </w:r>
-            <w:proofErr w:type="spellEnd"/>
-            <w:r>
-              <w:t xml:space="preserve">, </w:t>
-            </w:r>
-            <w:proofErr w:type="spellStart"/>
-            <w:r>
-              <w:t>data_do_kiedy</w:t>
-            </w:r>
-            <w:proofErr w:type="spellEnd"/>
-            <w:r>
-              <w:t>) oraz powiązania z grupą i parafianinem</w:t>
+              <w:t>określa okres przynależności (data_od_kiedy, data_do_kiedy) oraz powiązania z grupą i parafianinem</w:t>
             </w:r>
             <w:r>
               <w:t>. Poprzez te encję parafianie mogą należeć do różnych grup</w:t>
@@ -3196,13 +3155,8 @@
             <w:r>
               <w:t xml:space="preserve"> posiada </w:t>
             </w:r>
-            <w:proofErr w:type="spellStart"/>
-            <w:r>
-              <w:t>id_grupy</w:t>
-            </w:r>
-            <w:proofErr w:type="spellEnd"/>
-            <w:r>
-              <w:t>, nazwę, opis oraz opiekuna</w:t>
+            <w:r>
+              <w:t>id_grupy, nazwę, opis oraz opiekuna</w:t>
             </w:r>
             <w:r>
               <w:t>.</w:t>
@@ -3261,7 +3215,6 @@
                 <w:bCs/>
               </w:rPr>
             </w:pPr>
-            <w:proofErr w:type="spellStart"/>
             <w:r>
               <w:rPr>
                 <w:b/>
@@ -3269,7 +3222,6 @@
               </w:rPr>
               <w:t>Udzielanie_sakramentu</w:t>
             </w:r>
-            <w:proofErr w:type="spellEnd"/>
           </w:p>
         </w:tc>
         <w:tc>
@@ -3277,7 +3229,6 @@
             <w:tcW w:w="6580" w:type="dxa"/>
           </w:tcPr>
           <w:p>
-            <w:proofErr w:type="spellStart"/>
             <w:r>
               <w:rPr>
                 <w:b/>
@@ -3285,7 +3236,6 @@
               </w:rPr>
               <w:t>Udzielanie_sakramentu</w:t>
             </w:r>
-            <w:proofErr w:type="spellEnd"/>
             <w:r>
               <w:t xml:space="preserve"> </w:t>
             </w:r>
@@ -3394,7 +3344,6 @@
                 <w:bCs/>
               </w:rPr>
             </w:pPr>
-            <w:proofErr w:type="spellStart"/>
             <w:r>
               <w:rPr>
                 <w:b/>
@@ -3402,7 +3351,6 @@
               </w:rPr>
               <w:t>Typ_wydarzenia</w:t>
             </w:r>
-            <w:proofErr w:type="spellEnd"/>
           </w:p>
         </w:tc>
         <w:tc>
@@ -3410,7 +3358,6 @@
             <w:tcW w:w="6580" w:type="dxa"/>
           </w:tcPr>
           <w:p>
-            <w:proofErr w:type="spellStart"/>
             <w:r>
               <w:rPr>
                 <w:b/>
@@ -3432,7 +3379,6 @@
               </w:rPr>
               <w:t>wydarzenia</w:t>
             </w:r>
-            <w:proofErr w:type="spellEnd"/>
             <w:r>
               <w:t xml:space="preserve"> </w:t>
             </w:r>
@@ -3521,15 +3467,7 @@
               <w:t xml:space="preserve"> </w:t>
             </w:r>
             <w:r>
-              <w:t xml:space="preserve">zawiera </w:t>
-            </w:r>
-            <w:proofErr w:type="spellStart"/>
-            <w:r>
-              <w:t>id_intencji</w:t>
-            </w:r>
-            <w:proofErr w:type="spellEnd"/>
-            <w:r>
-              <w:t>, treść, datę oraz ofiarodawcę</w:t>
+              <w:t>zawiera id_intencji, treść, datę oraz ofiarodawcę</w:t>
             </w:r>
             <w:r>
               <w:t xml:space="preserve"> oraz powiązanie z konkretnym wydarzeniem.</w:t>
@@ -4456,16 +4394,7 @@
           <w:szCs w:val="24"/>
         </w:rPr>
         <w:lastRenderedPageBreak/>
-        <w:t>D</w:t>
-      </w:r>
-      <w:r>
-        <w:rPr>
-          <w:rFonts w:cs="Times New Roman"/>
-          <w:b/>
-          <w:bCs/>
-          <w:szCs w:val="24"/>
-        </w:rPr>
-        <w:t>ziedzina główna (posługa sakramentalna)</w:t>
+        <w:t>Dziedzina główna (posługa sakramentalna)</w:t>
       </w:r>
     </w:p>
     <w:p>
@@ -4552,16 +4481,7 @@
           <w:bCs/>
           <w:szCs w:val="24"/>
         </w:rPr>
-        <w:t xml:space="preserve">Dziedzina </w:t>
-      </w:r>
-      <w:r>
-        <w:rPr>
-          <w:rFonts w:cs="Times New Roman"/>
-          <w:b/>
-          <w:bCs/>
-          <w:szCs w:val="24"/>
-        </w:rPr>
-        <w:t>informacje o parafii</w:t>
+        <w:t>Dziedzina informacje o parafii</w:t>
       </w:r>
       <w:r>
         <w:rPr>
@@ -4854,16 +4774,7 @@
           <w:szCs w:val="24"/>
         </w:rPr>
         <w:lastRenderedPageBreak/>
-        <w:t xml:space="preserve">Dziedzina </w:t>
-      </w:r>
-      <w:r>
-        <w:rPr>
-          <w:rFonts w:cs="Times New Roman"/>
-          <w:b/>
-          <w:bCs/>
-          <w:szCs w:val="24"/>
-        </w:rPr>
-        <w:t>duszpasterstwo wiernych</w:t>
+        <w:t>Dziedzina duszpasterstwo wiernych</w:t>
       </w:r>
     </w:p>
     <w:p>
@@ -5245,13 +5156,8 @@
             <w:tcW w:w="3397" w:type="dxa"/>
           </w:tcPr>
           <w:p>
-            <w:proofErr w:type="spellStart"/>
-            <w:r>
-              <w:t>Adres_rodziny</w:t>
-            </w:r>
-            <w:proofErr w:type="spellEnd"/>
-            <w:r>
-              <w:t xml:space="preserve"> – Rodzina (1:1)</w:t>
+            <w:r>
+              <w:t>Adres_rodziny – Rodzina (1:1)</w:t>
             </w:r>
           </w:p>
         </w:tc>
@@ -5454,13 +5360,8 @@
             <w:tcW w:w="3397" w:type="dxa"/>
           </w:tcPr>
           <w:p>
-            <w:proofErr w:type="spellStart"/>
-            <w:r>
-              <w:t>Typ_wydarzenia</w:t>
-            </w:r>
-            <w:proofErr w:type="spellEnd"/>
-            <w:r>
-              <w:t xml:space="preserve"> – Wydarzenie (1:N)</w:t>
+            <w:r>
+              <w:t>Typ_wydarzenia – Wydarzenie (1:N)</w:t>
             </w:r>
           </w:p>
         </w:tc>
@@ -5493,15 +5394,7 @@
           </w:tcPr>
           <w:p>
             <w:r>
-              <w:t xml:space="preserve">Konkretny harmonogram może być w ramach wielu wydarzeń, a konkretne wydarzenie ma jeden konkretny </w:t>
-            </w:r>
-            <w:proofErr w:type="spellStart"/>
-            <w:r>
-              <w:t>hatrmonogram</w:t>
-            </w:r>
-            <w:proofErr w:type="spellEnd"/>
-            <w:r>
-              <w:t>.</w:t>
+              <w:t>Konkretny harmonogram może być w ramach wielu wydarzeń, a konkretne wydarzenie ma jeden konkretny hatrmonogram.</w:t>
             </w:r>
           </w:p>
         </w:tc>
@@ -6367,15 +6260,7 @@
         <w:t>zarządzanie wydarzeniami parafialnymi</w:t>
       </w:r>
       <w:r>
-        <w:t>, z którego korzysta Organizator. Funkcja ta obejmuje kompleksową obsługę wydarzeń odbywających się w parafii. W jej ramach wyróżniono trzy rozszerzenia (relacje «</w:t>
-      </w:r>
-      <w:proofErr w:type="spellStart"/>
-      <w:r>
-        <w:t>extends</w:t>
-      </w:r>
-      <w:proofErr w:type="spellEnd"/>
-      <w:r>
-        <w:t>»), które reprezentują dodatkowe, opcjonalne funkcjonalności:</w:t>
+        <w:t>, z którego korzysta Organizator. Funkcja ta obejmuje kompleksową obsługę wydarzeń odbywających się w parafii. W jej ramach wyróżniono trzy rozszerzenia (relacje «extends»), które reprezentują dodatkowe, opcjonalne funkcjonalności:</w:t>
       </w:r>
     </w:p>
     <w:p>
@@ -6491,15 +6376,7 @@
         <w:t>zarządzanie personelem parafii</w:t>
       </w:r>
       <w:r>
-        <w:t>, realizowane przez aktora Księdza. Funkcjonalność ta umożliwia kompleksowe administrowanie personelem, w tym przypisywanie ról i obowiązków. W ramach tego przypadku użycia wyróżniono trzy relacje rozszerzenia («</w:t>
-      </w:r>
-      <w:proofErr w:type="spellStart"/>
-      <w:r>
-        <w:t>extends</w:t>
-      </w:r>
-      <w:proofErr w:type="spellEnd"/>
-      <w:r>
-        <w:t>»), które reprezentują dodatkowe operacje:</w:t>
+        <w:t>, realizowane przez aktora Księdza. Funkcjonalność ta umożliwia kompleksowe administrowanie personelem, w tym przypisywanie ról i obowiązków. W ramach tego przypadku użycia wyróżniono trzy relacje rozszerzenia («extends»), które reprezentują dodatkowe operacje:</w:t>
       </w:r>
     </w:p>
     <w:p>
@@ -6615,15 +6492,7 @@
         <w:t>zarządzanie działalnością parafii</w:t>
       </w:r>
       <w:r>
-        <w:t>, realizowane przez aktora Księdza. Funkcjonalność ta obejmuje szeroki zakres działań administracyjnych i organizacyjnych związanych z funkcjonowaniem parafii. W jej ramach wyróżniono kilka relacji rozszerzenia («</w:t>
-      </w:r>
-      <w:proofErr w:type="spellStart"/>
-      <w:r>
-        <w:t>extends</w:t>
-      </w:r>
-      <w:proofErr w:type="spellEnd"/>
-      <w:r>
-        <w:t>»), które reprezentują szczegółowe operacje:</w:t>
+        <w:t>, realizowane przez aktora Księdza. Funkcjonalność ta obejmuje szeroki zakres działań administracyjnych i organizacyjnych związanych z funkcjonowaniem parafii. W jej ramach wyróżniono kilka relacji rozszerzenia («extends»), które reprezentują szczegółowe operacje:</w:t>
       </w:r>
     </w:p>
     <w:p>
@@ -6687,15 +6556,7 @@
         <w:t>rejestrowanie sakramentów</w:t>
       </w:r>
       <w:r>
-        <w:t>, który jest powiązany z główną funkcjonalnością poprzez relację «</w:t>
-      </w:r>
-      <w:proofErr w:type="spellStart"/>
-      <w:r>
-        <w:t>extends</w:t>
-      </w:r>
-      <w:proofErr w:type="spellEnd"/>
-      <w:r>
-        <w:t>». Oznacza to, że proces ten stanowi rozszerzenie zarządzania działalnością parafii i może być realizowany w określonych sytuacjach.</w:t>
+        <w:t>, który jest powiązany z główną funkcjonalnością poprzez relację «extends». Oznacza to, że proces ten stanowi rozszerzenie zarządzania działalnością parafii i może być realizowany w określonych sytuacjach.</w:t>
       </w:r>
     </w:p>
     <w:p>
@@ -6743,15 +6604,7 @@
         <w:jc w:val="left"/>
       </w:pPr>
       <w:r>
-        <w:t>Głównym przypadkiem użycia jest zarządzanie parafią, realizowane przez aktora Księdza. Funkcjonalność ta umożliwia administrowanie podstawowymi danymi parafii oraz jej strukturą administracyjną. W ramach tego przypadku użycia występuje relacja włączenia («</w:t>
-      </w:r>
-      <w:proofErr w:type="spellStart"/>
-      <w:r>
-        <w:t>includes</w:t>
-      </w:r>
-      <w:proofErr w:type="spellEnd"/>
-      <w:r>
-        <w:t>») do:</w:t>
+        <w:t>Głównym przypadkiem użycia jest zarządzanie parafią, realizowane przez aktora Księdza. Funkcjonalność ta umożliwia administrowanie podstawowymi danymi parafii oraz jej strukturą administracyjną. W ramach tego przypadku użycia występuje relacja włączenia («includes») do:</w:t>
       </w:r>
       <w:r>
         <w:br/>
@@ -6764,15 +6617,7 @@
         <w:jc w:val="left"/>
       </w:pPr>
       <w:r>
-        <w:t>która z kolei zawiera relację «</w:t>
-      </w:r>
-      <w:proofErr w:type="spellStart"/>
-      <w:r>
-        <w:t>includes</w:t>
-      </w:r>
-      <w:proofErr w:type="spellEnd"/>
-      <w:r>
-        <w:t>» do:</w:t>
+        <w:t>która z kolei zawiera relację «includes» do:</w:t>
       </w:r>
       <w:r>
         <w:br/>
@@ -6794,15 +6639,7 @@
         <w:jc w:val="left"/>
       </w:pPr>
       <w:r>
-        <w:t>Przypadek użycia dodaj diecezję posiada dodatkowe relacje rozszerzenia («</w:t>
-      </w:r>
-      <w:proofErr w:type="spellStart"/>
-      <w:r>
-        <w:t>extends</w:t>
-      </w:r>
-      <w:proofErr w:type="spellEnd"/>
-      <w:r>
-        <w:t>»), które reprezentują opcjonalne funkcjonalności:</w:t>
+        <w:t>Przypadek użycia dodaj diecezję posiada dodatkowe relacje rozszerzenia («extends»), które reprezentują opcjonalne funkcjonalności:</w:t>
       </w:r>
       <w:r>
         <w:br/>
@@ -6848,15 +6685,7 @@
         <w:jc w:val="left"/>
       </w:pPr>
       <w:r>
-        <w:t>Przypadek ten posiada relację rozszerzenia («</w:t>
-      </w:r>
-      <w:proofErr w:type="spellStart"/>
-      <w:r>
-        <w:t>extends</w:t>
-      </w:r>
-      <w:proofErr w:type="spellEnd"/>
-      <w:r>
-        <w:t>») do:</w:t>
+        <w:t>Przypadek ten posiada relację rozszerzenia («extends») do:</w:t>
       </w:r>
       <w:r>
         <w:br/>
@@ -6878,15 +6707,7 @@
         <w:jc w:val="left"/>
       </w:pPr>
       <w:r>
-        <w:t>Przypadek użycia dodaj dokument zawiera relację włączenia («</w:t>
-      </w:r>
-      <w:proofErr w:type="spellStart"/>
-      <w:r>
-        <w:t>includes</w:t>
-      </w:r>
-      <w:proofErr w:type="spellEnd"/>
-      <w:r>
-        <w:t>») do:</w:t>
+        <w:t>Przypadek użycia dodaj dokument zawiera relację włączenia («includes») do:</w:t>
       </w:r>
       <w:r>
         <w:br/>
@@ -6899,15 +6720,7 @@
         <w:jc w:val="left"/>
       </w:pPr>
       <w:r>
-        <w:t>oraz relacje rozszerzenia («</w:t>
-      </w:r>
-      <w:proofErr w:type="spellStart"/>
-      <w:r>
-        <w:t>extends</w:t>
-      </w:r>
-      <w:proofErr w:type="spellEnd"/>
-      <w:r>
-        <w:t>») do dodatkowych operacji:</w:t>
+        <w:t>oraz relacje rozszerzenia («extends») do dodatkowych operacji:</w:t>
       </w:r>
       <w:r>
         <w:br/>
@@ -7024,15 +6837,7 @@
         <w:jc w:val="left"/>
       </w:pPr>
       <w:r>
-        <w:t>Funkcjonalność ta umożliwia powiązanie parafianina z wybraną rodziną w systemie. Przypadek ten posiada relację rozszerzenia («</w:t>
-      </w:r>
-      <w:proofErr w:type="spellStart"/>
-      <w:r>
-        <w:t>extends</w:t>
-      </w:r>
-      <w:proofErr w:type="spellEnd"/>
-      <w:r>
-        <w:t>») do:</w:t>
+        <w:t>Funkcjonalność ta umożliwia powiązanie parafianina z wybraną rodziną w systemie. Przypadek ten posiada relację rozszerzenia («extends») do:</w:t>
       </w:r>
       <w:r>
         <w:br/>
@@ -7068,15 +6873,7 @@
       </w:pPr>
       <w:r>
         <w:lastRenderedPageBreak/>
-        <w:t>Funkcjonalność ta umożliwia rozszerzenie składu rodziny o nowych członków. Przypadek ten zawiera relację włączenia («</w:t>
-      </w:r>
-      <w:proofErr w:type="spellStart"/>
-      <w:r>
-        <w:t>includes</w:t>
-      </w:r>
-      <w:proofErr w:type="spellEnd"/>
-      <w:r>
-        <w:t>») do:</w:t>
+        <w:t>Funkcjonalność ta umożliwia rozszerzenie składu rodziny o nowych członków. Przypadek ten zawiera relację włączenia («includes») do:</w:t>
       </w:r>
       <w:r>
         <w:br/>
@@ -7108,15 +6905,7 @@
         <w:t>dodanie adresu</w:t>
       </w:r>
       <w:r>
-        <w:t xml:space="preserve"> posiada relację rozszerzenia («</w:t>
-      </w:r>
-      <w:proofErr w:type="spellStart"/>
-      <w:r>
-        <w:t>extends</w:t>
-      </w:r>
-      <w:proofErr w:type="spellEnd"/>
-      <w:r>
-        <w:t>») do:</w:t>
+        <w:t xml:space="preserve"> posiada relację rozszerzenia («extends») do:</w:t>
       </w:r>
       <w:r>
         <w:br/>
@@ -7234,15 +7023,7 @@
     </w:p>
     <w:p>
       <w:r>
-        <w:t>Funkcjonalność ta umożliwia przypisanie parafianina do wybranej grupy parafialnej. Przypadek ten posiada dwie relacje rozszerzenia («</w:t>
-      </w:r>
-      <w:proofErr w:type="spellStart"/>
-      <w:r>
-        <w:t>extends</w:t>
-      </w:r>
-      <w:proofErr w:type="spellEnd"/>
-      <w:r>
-        <w:t>»), które reprezentują opcjonalne operacje:</w:t>
+        <w:t>Funkcjonalność ta umożliwia przypisanie parafianina do wybranej grupy parafialnej. Przypadek ten posiada dwie relacje rozszerzenia («extends»), które reprezentują opcjonalne operacje:</w:t>
       </w:r>
       <w:r>
         <w:br/>
@@ -7269,15 +7050,7 @@
     </w:p>
     <w:p>
       <w:r>
-        <w:t>Funkcjonalność ta umożliwia utworzenie nowej grupy parafialnej w systemie. Przypadek ten posiada relację rozszerzenia («</w:t>
-      </w:r>
-      <w:proofErr w:type="spellStart"/>
-      <w:r>
-        <w:t>extends</w:t>
-      </w:r>
-      <w:proofErr w:type="spellEnd"/>
-      <w:r>
-        <w:t>») do:</w:t>
+        <w:t>Funkcjonalność ta umożliwia utworzenie nowej grupy parafialnej w systemie. Przypadek ten posiada relację rozszerzenia («extends») do:</w:t>
       </w:r>
       <w:r>
         <w:br/>
@@ -9882,6 +9655,12 @@
 </file>
 
 <file path=customXml/item1.xml><?xml version="1.0" encoding="utf-8"?>
+<p:properties xmlns:p="http://schemas.microsoft.com/office/2006/metadata/properties" xmlns:xsi="http://www.w3.org/2001/XMLSchema-instance" xmlns:pc="http://schemas.microsoft.com/office/infopath/2007/PartnerControls">
+  <documentManagement/>
+</p:properties>
+</file>
+
+<file path=customXml/item2.xml><?xml version="1.0" encoding="utf-8"?>
 <ct:contentTypeSchema xmlns:ct="http://schemas.microsoft.com/office/2006/metadata/contentType" xmlns:ma="http://schemas.microsoft.com/office/2006/metadata/properties/metaAttributes" ct:_="" ma:_="" ma:contentTypeName="Dokument" ma:contentTypeID="0x010100598298FDFD8AEB40A027713C0F245956" ma:contentTypeVersion="3" ma:contentTypeDescription="Utwórz nowy dokument." ma:contentTypeScope="" ma:versionID="8a5d1e7024cd28f41b9f7e249bd655f2">
   <xsd:schema xmlns:xsd="http://www.w3.org/2001/XMLSchema" xmlns:xs="http://www.w3.org/2001/XMLSchema" xmlns:p="http://schemas.microsoft.com/office/2006/metadata/properties" xmlns:ns2="c06174c6-5321-458e-8456-046322437e1f" targetNamespace="http://schemas.microsoft.com/office/2006/metadata/properties" ma:root="true" ma:fieldsID="999d59ea67ffb96c2d16a27609d6f263" ns2:_="">
     <xsd:import namespace="c06174c6-5321-458e-8456-046322437e1f"/>
@@ -10019,13 +9798,11 @@
 </ct:contentTypeSchema>
 </file>
 
-<file path=customXml/item2.xml><?xml version="1.0" encoding="utf-8"?>
-<p:properties xmlns:p="http://schemas.microsoft.com/office/2006/metadata/properties" xmlns:xsi="http://www.w3.org/2001/XMLSchema-instance" xmlns:pc="http://schemas.microsoft.com/office/infopath/2007/PartnerControls">
-  <documentManagement/>
-</p:properties>
+<file path=customXml/item3.xml><?xml version="1.0" encoding="utf-8"?>
+<b:Sources xmlns:b="http://schemas.openxmlformats.org/officeDocument/2006/bibliography" xmlns="http://schemas.openxmlformats.org/officeDocument/2006/bibliography" SelectedStyle="\APASixthEditionOfficeOnline.xsl" StyleName="APA" Version="6"/>
 </file>
 
-<file path=customXml/item3.xml><?xml version="1.0" encoding="utf-8"?>
+<file path=customXml/item4.xml><?xml version="1.0" encoding="utf-8"?>
 <?mso-contentType ?>
 <FormTemplates xmlns="http://schemas.microsoft.com/sharepoint/v3/contenttype/forms">
   <Display>DocumentLibraryForm</Display>
@@ -10034,11 +9811,16 @@
 </FormTemplates>
 </file>
 
-<file path=customXml/item4.xml><?xml version="1.0" encoding="utf-8"?>
-<b:Sources xmlns:b="http://schemas.openxmlformats.org/officeDocument/2006/bibliography" xmlns="http://schemas.openxmlformats.org/officeDocument/2006/bibliography" SelectedStyle="\APASixthEditionOfficeOnline.xsl" StyleName="APA" Version="6"/>
+<file path=customXml/itemProps1.xml><?xml version="1.0" encoding="utf-8"?>
+<ds:datastoreItem xmlns:ds="http://schemas.openxmlformats.org/officeDocument/2006/customXml" ds:itemID="{14B73347-0DC7-43EE-8D49-DD80FBA90EA0}">
+  <ds:schemaRefs>
+    <ds:schemaRef ds:uri="http://schemas.microsoft.com/office/2006/metadata/properties"/>
+    <ds:schemaRef ds:uri="http://schemas.microsoft.com/office/infopath/2007/PartnerControls"/>
+  </ds:schemaRefs>
+</ds:datastoreItem>
 </file>
 
-<file path=customXml/itemProps1.xml><?xml version="1.0" encoding="utf-8"?>
+<file path=customXml/itemProps2.xml><?xml version="1.0" encoding="utf-8"?>
 <ds:datastoreItem xmlns:ds="http://schemas.openxmlformats.org/officeDocument/2006/customXml" ds:itemID="{5C394E00-BA43-4C60-AF16-02D9981819CF}">
   <ds:schemaRefs>
     <ds:schemaRef ds:uri="http://schemas.microsoft.com/office/2006/metadata/contentType"/>
@@ -10056,27 +9838,18 @@
 </ds:datastoreItem>
 </file>
 
-<file path=customXml/itemProps2.xml><?xml version="1.0" encoding="utf-8"?>
-<ds:datastoreItem xmlns:ds="http://schemas.openxmlformats.org/officeDocument/2006/customXml" ds:itemID="{14B73347-0DC7-43EE-8D49-DD80FBA90EA0}">
+<file path=customXml/itemProps3.xml><?xml version="1.0" encoding="utf-8"?>
+<ds:datastoreItem xmlns:ds="http://schemas.openxmlformats.org/officeDocument/2006/customXml" ds:itemID="{43415F06-4A2D-4120-B28B-51C48E309E79}">
   <ds:schemaRefs>
-    <ds:schemaRef ds:uri="http://schemas.microsoft.com/office/2006/metadata/properties"/>
-    <ds:schemaRef ds:uri="http://schemas.microsoft.com/office/infopath/2007/PartnerControls"/>
-  </ds:schemaRefs>
-</ds:datastoreItem>
-</file>
-
-<file path=customXml/itemProps3.xml><?xml version="1.0" encoding="utf-8"?>
-<ds:datastoreItem xmlns:ds="http://schemas.openxmlformats.org/officeDocument/2006/customXml" ds:itemID="{797410FD-B46D-4767-BC79-2D1A3EE0D0F8}">
-  <ds:schemaRefs>
-    <ds:schemaRef ds:uri="http://schemas.microsoft.com/sharepoint/v3/contenttype/forms"/>
+    <ds:schemaRef ds:uri="http://schemas.openxmlformats.org/officeDocument/2006/bibliography"/>
   </ds:schemaRefs>
 </ds:datastoreItem>
 </file>
 
 <file path=customXml/itemProps4.xml><?xml version="1.0" encoding="utf-8"?>
-<ds:datastoreItem xmlns:ds="http://schemas.openxmlformats.org/officeDocument/2006/customXml" ds:itemID="{43415F06-4A2D-4120-B28B-51C48E309E79}">
+<ds:datastoreItem xmlns:ds="http://schemas.openxmlformats.org/officeDocument/2006/customXml" ds:itemID="{797410FD-B46D-4767-BC79-2D1A3EE0D0F8}">
   <ds:schemaRefs>
-    <ds:schemaRef ds:uri="http://schemas.openxmlformats.org/officeDocument/2006/bibliography"/>
+    <ds:schemaRef ds:uri="http://schemas.microsoft.com/sharepoint/v3/contenttype/forms"/>
   </ds:schemaRefs>
 </ds:datastoreItem>
 </file>
